--- a/测试文档.docx
+++ b/测试文档.docx
@@ -5,6 +5,7 @@
     <w:p>
       <w:pPr>
         <w:rPr>
+          <w:rFonts w:hint="eastAsia"/>
           <w:b/>
           <w:bCs/>
         </w:rPr>
@@ -18,11 +19,21 @@
       </w:r>
     </w:p>
     <w:p>
+      <w:pPr>
+        <w:rPr>
+          <w:rFonts w:hint="eastAsia"/>
+        </w:rPr>
+      </w:pPr>
       <w:r>
         <w:t>Java 作为一种面向对象的编程语言，支持以下基本概念：</w:t>
       </w:r>
     </w:p>
     <w:p>
+      <w:pPr>
+        <w:rPr>
+          <w:rFonts w:hint="eastAsia"/>
+        </w:rPr>
+      </w:pPr>
       <w:r>
         <w:t>1、</w:t>
       </w:r>
@@ -43,6 +54,9 @@
           <w:ilvl w:val="0"/>
           <w:numId w:val="1"/>
         </w:numPr>
+        <w:rPr>
+          <w:rFonts w:hint="eastAsia"/>
+        </w:rPr>
       </w:pPr>
       <w:r>
         <w:t>定义对象的蓝图，包括属性和方法。</w:t>
@@ -54,12 +68,20 @@
           <w:ilvl w:val="0"/>
           <w:numId w:val="1"/>
         </w:numPr>
+        <w:rPr>
+          <w:rFonts w:hint="eastAsia"/>
+        </w:rPr>
       </w:pPr>
       <w:r>
         <w:t>示例：public class Car { ... }</w:t>
       </w:r>
     </w:p>
     <w:p>
+      <w:pPr>
+        <w:rPr>
+          <w:rFonts w:hint="eastAsia"/>
+        </w:rPr>
+      </w:pPr>
       <w:r>
         <w:rPr>
           <w:b/>
@@ -77,6 +99,9 @@
           <w:ilvl w:val="0"/>
           <w:numId w:val="2"/>
         </w:numPr>
+        <w:rPr>
+          <w:rFonts w:hint="eastAsia"/>
+        </w:rPr>
       </w:pPr>
       <w:r>
         <w:t>类的实例，具有状态和行为。</w:t>
@@ -88,20 +113,20 @@
           <w:ilvl w:val="0"/>
           <w:numId w:val="2"/>
         </w:numPr>
-      </w:pPr>
-      <w:r>
-        <w:t xml:space="preserve">示例：Car </w:t>
-      </w:r>
-      <w:proofErr w:type="spellStart"/>
-      <w:r>
-        <w:t>myCar</w:t>
-      </w:r>
-      <w:proofErr w:type="spellEnd"/>
-      <w:r>
-        <w:t xml:space="preserve"> = new Car();</w:t>
-      </w:r>
-    </w:p>
-    <w:p>
+        <w:rPr>
+          <w:rFonts w:hint="eastAsia"/>
+        </w:rPr>
+      </w:pPr>
+      <w:r>
+        <w:t>示例：Car myCar = new Car();</w:t>
+      </w:r>
+    </w:p>
+    <w:p>
+      <w:pPr>
+        <w:rPr>
+          <w:rFonts w:hint="eastAsia"/>
+        </w:rPr>
+      </w:pPr>
       <w:r>
         <w:rPr>
           <w:b/>
@@ -119,6 +144,9 @@
           <w:ilvl w:val="0"/>
           <w:numId w:val="3"/>
         </w:numPr>
+        <w:rPr>
+          <w:rFonts w:hint="eastAsia"/>
+        </w:rPr>
       </w:pPr>
       <w:r>
         <w:t>一个类可以继承另一个类的属性和方法。</w:t>
@@ -130,12 +158,20 @@
           <w:ilvl w:val="0"/>
           <w:numId w:val="3"/>
         </w:numPr>
+        <w:rPr>
+          <w:rFonts w:hint="eastAsia"/>
+        </w:rPr>
       </w:pPr>
       <w:r>
         <w:t>示例：public class Dog extends Animal { ... }</w:t>
       </w:r>
     </w:p>
     <w:p>
+      <w:pPr>
+        <w:rPr>
+          <w:rFonts w:hint="eastAsia"/>
+        </w:rPr>
+      </w:pPr>
       <w:r>
         <w:rPr>
           <w:b/>
@@ -153,6 +189,9 @@
           <w:ilvl w:val="0"/>
           <w:numId w:val="4"/>
         </w:numPr>
+        <w:rPr>
+          <w:rFonts w:hint="eastAsia"/>
+        </w:rPr>
       </w:pPr>
       <w:r>
         <w:t>将对象的状态（字段）私有化，通过公共方法访问。</w:t>
@@ -164,6 +203,9 @@
           <w:ilvl w:val="0"/>
           <w:numId w:val="4"/>
         </w:numPr>
+        <w:rPr>
+          <w:rFonts w:hint="eastAsia"/>
+        </w:rPr>
       </w:pPr>
       <w:r>
         <w:t>示例：</w:t>
@@ -175,25 +217,30 @@
           <w:ilvl w:val="0"/>
           <w:numId w:val="4"/>
         </w:numPr>
+        <w:rPr>
+          <w:rFonts w:hint="eastAsia"/>
+        </w:rPr>
       </w:pPr>
       <w:r>
         <w:t xml:space="preserve">private String name; </w:t>
       </w:r>
     </w:p>
     <w:p>
-      <w:r>
-        <w:t xml:space="preserve">public String </w:t>
-      </w:r>
-      <w:proofErr w:type="spellStart"/>
-      <w:r>
-        <w:t>getName</w:t>
-      </w:r>
-      <w:proofErr w:type="spellEnd"/>
-      <w:r>
-        <w:t>() { return name; }</w:t>
-      </w:r>
-    </w:p>
-    <w:p>
+      <w:pPr>
+        <w:rPr>
+          <w:rFonts w:hint="eastAsia"/>
+        </w:rPr>
+      </w:pPr>
+      <w:r>
+        <w:t>public String getName() { return name; }</w:t>
+      </w:r>
+    </w:p>
+    <w:p>
+      <w:pPr>
+        <w:rPr>
+          <w:rFonts w:hint="eastAsia"/>
+        </w:rPr>
+      </w:pPr>
       <w:r>
         <w:rPr>
           <w:b/>
@@ -211,6 +258,9 @@
           <w:ilvl w:val="0"/>
           <w:numId w:val="5"/>
         </w:numPr>
+        <w:rPr>
+          <w:rFonts w:hint="eastAsia"/>
+        </w:rPr>
       </w:pPr>
       <w:r>
         <w:t>对象可以表现为多种形态，主要通过方法重载和方法重写实现。</w:t>
@@ -222,6 +272,9 @@
           <w:ilvl w:val="0"/>
           <w:numId w:val="5"/>
         </w:numPr>
+        <w:rPr>
+          <w:rFonts w:hint="eastAsia"/>
+        </w:rPr>
       </w:pPr>
       <w:r>
         <w:t>示例：</w:t>
@@ -233,6 +286,9 @@
           <w:ilvl w:val="1"/>
           <w:numId w:val="5"/>
         </w:numPr>
+        <w:rPr>
+          <w:rFonts w:hint="eastAsia"/>
+        </w:rPr>
       </w:pPr>
       <w:r>
         <w:t>方法重载：public int add(int a, int b) { ... } 和 public double add(double a, double b) { ... }</w:t>
@@ -244,28 +300,20 @@
           <w:ilvl w:val="1"/>
           <w:numId w:val="5"/>
         </w:numPr>
-      </w:pPr>
-      <w:r>
-        <w:t xml:space="preserve">方法重写：@Override public void </w:t>
-      </w:r>
-      <w:proofErr w:type="spellStart"/>
-      <w:r>
-        <w:t>makeSound</w:t>
-      </w:r>
-      <w:proofErr w:type="spellEnd"/>
-      <w:r>
-        <w:t xml:space="preserve">() { </w:t>
-      </w:r>
-      <w:proofErr w:type="spellStart"/>
-      <w:r>
-        <w:t>System.out.println</w:t>
-      </w:r>
-      <w:proofErr w:type="spellEnd"/>
-      <w:r>
-        <w:t>("Meow"); }</w:t>
-      </w:r>
-    </w:p>
-    <w:p>
+        <w:rPr>
+          <w:rFonts w:hint="eastAsia"/>
+        </w:rPr>
+      </w:pPr>
+      <w:r>
+        <w:t>方法重写：@Override public void makeSound() { System.out.println("Meow"); }</w:t>
+      </w:r>
+    </w:p>
+    <w:p>
+      <w:pPr>
+        <w:rPr>
+          <w:rFonts w:hint="eastAsia"/>
+        </w:rPr>
+      </w:pPr>
       <w:r>
         <w:rPr>
           <w:b/>
@@ -283,6 +331,9 @@
           <w:ilvl w:val="0"/>
           <w:numId w:val="6"/>
         </w:numPr>
+        <w:rPr>
+          <w:rFonts w:hint="eastAsia"/>
+        </w:rPr>
       </w:pPr>
       <w:r>
         <w:t>使用抽象类和接口来定义必须实现的方法，不提供具体实现。</w:t>
@@ -294,6 +345,9 @@
           <w:ilvl w:val="0"/>
           <w:numId w:val="6"/>
         </w:numPr>
+        <w:rPr>
+          <w:rFonts w:hint="eastAsia"/>
+        </w:rPr>
       </w:pPr>
       <w:r>
         <w:t>示例：</w:t>
@@ -305,6 +359,9 @@
           <w:ilvl w:val="1"/>
           <w:numId w:val="6"/>
         </w:numPr>
+        <w:rPr>
+          <w:rFonts w:hint="eastAsia"/>
+        </w:rPr>
       </w:pPr>
       <w:r>
         <w:t>抽象类：public abstract class Shape { abstract void draw(); }</w:t>
@@ -316,6 +373,9 @@
           <w:ilvl w:val="1"/>
           <w:numId w:val="6"/>
         </w:numPr>
+        <w:rPr>
+          <w:rFonts w:hint="eastAsia"/>
+        </w:rPr>
       </w:pPr>
       <w:r>
         <w:lastRenderedPageBreak/>
@@ -323,6 +383,11 @@
       </w:r>
     </w:p>
     <w:p>
+      <w:pPr>
+        <w:rPr>
+          <w:rFonts w:hint="eastAsia"/>
+        </w:rPr>
+      </w:pPr>
       <w:r>
         <w:rPr>
           <w:b/>
@@ -340,6 +405,9 @@
           <w:ilvl w:val="0"/>
           <w:numId w:val="7"/>
         </w:numPr>
+        <w:rPr>
+          <w:rFonts w:hint="eastAsia"/>
+        </w:rPr>
       </w:pPr>
       <w:r>
         <w:t>定义类必须实现的方法，支持多重继承。</w:t>
@@ -351,12 +419,20 @@
           <w:ilvl w:val="0"/>
           <w:numId w:val="7"/>
         </w:numPr>
+        <w:rPr>
+          <w:rFonts w:hint="eastAsia"/>
+        </w:rPr>
       </w:pPr>
       <w:r>
         <w:t>示例：public interface Drivable { void drive(); }</w:t>
       </w:r>
     </w:p>
     <w:p>
+      <w:pPr>
+        <w:rPr>
+          <w:rFonts w:hint="eastAsia"/>
+        </w:rPr>
+      </w:pPr>
       <w:r>
         <w:rPr>
           <w:b/>
@@ -374,6 +450,9 @@
           <w:ilvl w:val="0"/>
           <w:numId w:val="8"/>
         </w:numPr>
+        <w:rPr>
+          <w:rFonts w:hint="eastAsia"/>
+        </w:rPr>
       </w:pPr>
       <w:r>
         <w:t>定义类的行为，包含在类中的函数。</w:t>
@@ -385,28 +464,20 @@
           <w:ilvl w:val="0"/>
           <w:numId w:val="8"/>
         </w:numPr>
-      </w:pPr>
-      <w:r>
-        <w:t xml:space="preserve">示例：public void </w:t>
-      </w:r>
-      <w:proofErr w:type="spellStart"/>
-      <w:r>
-        <w:t>displayInfo</w:t>
-      </w:r>
-      <w:proofErr w:type="spellEnd"/>
-      <w:r>
-        <w:t xml:space="preserve">() { </w:t>
-      </w:r>
-      <w:proofErr w:type="spellStart"/>
-      <w:r>
-        <w:t>System.out.println</w:t>
-      </w:r>
-      <w:proofErr w:type="spellEnd"/>
-      <w:r>
-        <w:t>("Info"); }</w:t>
-      </w:r>
-    </w:p>
-    <w:p>
+        <w:rPr>
+          <w:rFonts w:hint="eastAsia"/>
+        </w:rPr>
+      </w:pPr>
+      <w:r>
+        <w:t>示例：public void displayInfo() { System.out.println("Info"); }</w:t>
+      </w:r>
+    </w:p>
+    <w:p>
+      <w:pPr>
+        <w:rPr>
+          <w:rFonts w:hint="eastAsia"/>
+        </w:rPr>
+      </w:pPr>
       <w:r>
         <w:rPr>
           <w:b/>
@@ -424,6 +495,9 @@
           <w:ilvl w:val="0"/>
           <w:numId w:val="9"/>
         </w:numPr>
+        <w:rPr>
+          <w:rFonts w:hint="eastAsia"/>
+        </w:rPr>
       </w:pPr>
       <w:r>
         <w:t>同一个类中可以有多个同名的方法，但参数不同。</w:t>
@@ -435,6 +509,9 @@
           <w:ilvl w:val="0"/>
           <w:numId w:val="9"/>
         </w:numPr>
+        <w:rPr>
+          <w:rFonts w:hint="eastAsia"/>
+        </w:rPr>
       </w:pPr>
       <w:r>
         <w:t>示例：</w:t>
@@ -446,17 +523,12 @@
           <w:ilvl w:val="0"/>
           <w:numId w:val="9"/>
         </w:numPr>
-      </w:pPr>
-      <w:r>
-        <w:t xml:space="preserve">public class </w:t>
-      </w:r>
-      <w:proofErr w:type="spellStart"/>
-      <w:r>
-        <w:t>MathUtils</w:t>
-      </w:r>
-      <w:proofErr w:type="spellEnd"/>
-      <w:r>
-        <w:t xml:space="preserve"> {</w:t>
+        <w:rPr>
+          <w:rFonts w:hint="eastAsia"/>
+        </w:rPr>
+      </w:pPr>
+      <w:r>
+        <w:t>public class MathUtils {</w:t>
       </w:r>
     </w:p>
     <w:p>
@@ -465,6 +537,9 @@
           <w:ilvl w:val="0"/>
           <w:numId w:val="9"/>
         </w:numPr>
+        <w:rPr>
+          <w:rFonts w:hint="eastAsia"/>
+        </w:rPr>
       </w:pPr>
       <w:r>
         <w:t xml:space="preserve">    public int add(int a, int b) {</w:t>
@@ -476,6 +551,9 @@
           <w:ilvl w:val="0"/>
           <w:numId w:val="9"/>
         </w:numPr>
+        <w:rPr>
+          <w:rFonts w:hint="eastAsia"/>
+        </w:rPr>
       </w:pPr>
       <w:r>
         <w:t xml:space="preserve">        return a + b;</w:t>
@@ -487,6 +565,9 @@
           <w:ilvl w:val="0"/>
           <w:numId w:val="9"/>
         </w:numPr>
+        <w:rPr>
+          <w:rFonts w:hint="eastAsia"/>
+        </w:rPr>
       </w:pPr>
       <w:r>
         <w:t xml:space="preserve">    }</w:t>
@@ -498,6 +579,9 @@
           <w:ilvl w:val="0"/>
           <w:numId w:val="9"/>
         </w:numPr>
+        <w:rPr>
+          <w:rFonts w:hint="eastAsia"/>
+        </w:rPr>
       </w:pPr>
     </w:p>
     <w:p>
@@ -506,6 +590,9 @@
           <w:ilvl w:val="0"/>
           <w:numId w:val="9"/>
         </w:numPr>
+        <w:rPr>
+          <w:rFonts w:hint="eastAsia"/>
+        </w:rPr>
       </w:pPr>
       <w:r>
         <w:t xml:space="preserve">    public double add(double a, double b) {</w:t>
@@ -517,6 +604,9 @@
           <w:ilvl w:val="0"/>
           <w:numId w:val="9"/>
         </w:numPr>
+        <w:rPr>
+          <w:rFonts w:hint="eastAsia"/>
+        </w:rPr>
       </w:pPr>
       <w:r>
         <w:t xml:space="preserve">        return a + b;</w:t>
@@ -528,17 +618,161 @@
           <w:ilvl w:val="0"/>
           <w:numId w:val="9"/>
         </w:numPr>
+        <w:rPr>
+          <w:rFonts w:hint="eastAsia"/>
+        </w:rPr>
       </w:pPr>
       <w:r>
         <w:t xml:space="preserve">    }</w:t>
       </w:r>
     </w:p>
     <w:p>
+      <w:pPr>
+        <w:rPr>
+          <w:rFonts w:hint="eastAsia"/>
+        </w:rPr>
+      </w:pPr>
       <w:r>
         <w:t>}</w:t>
       </w:r>
     </w:p>
     <w:p/>
+    <w:p/>
+    <w:p>
+      <w:pPr>
+        <w:rPr>
+          <w:rFonts w:hint="eastAsia"/>
+        </w:rPr>
+      </w:pPr>
+      <m:oMathPara>
+        <m:oMath>
+          <m:nary>
+            <m:naryPr>
+              <m:chr m:val="∑"/>
+              <m:limLoc m:val="undOvr"/>
+              <m:ctrlPr>
+                <w:rPr>
+                  <w:rFonts w:ascii="Cambria Math" w:hAnsi="Cambria Math"/>
+                  <w:i/>
+                </w:rPr>
+              </m:ctrlPr>
+            </m:naryPr>
+            <m:sub>
+              <m:r>
+                <w:rPr>
+                  <w:rFonts w:ascii="Cambria Math" w:hAnsi="Cambria Math"/>
+                </w:rPr>
+                <m:t>n</m:t>
+              </m:r>
+            </m:sub>
+            <m:sup>
+              <m:r>
+                <w:rPr>
+                  <w:rFonts w:ascii="Cambria Math" w:hAnsi="Cambria Math"/>
+                </w:rPr>
+                <m:t>i</m:t>
+              </m:r>
+            </m:sup>
+            <m:e>
+              <m:r>
+                <w:rPr>
+                  <w:rFonts w:ascii="Cambria Math" w:hAnsi="Cambria Math"/>
+                </w:rPr>
+                <m:t>x</m:t>
+              </m:r>
+            </m:e>
+          </m:nary>
+          <m:r>
+            <w:rPr>
+              <w:rFonts w:ascii="Cambria Math" w:hAnsi="Cambria Math"/>
+            </w:rPr>
+            <m:t>+</m:t>
+          </m:r>
+          <m:r>
+            <w:rPr>
+              <w:rFonts w:ascii="Cambria Math" w:hAnsi="Cambria Math" w:hint="eastAsia"/>
+            </w:rPr>
+            <m:t>x</m:t>
+          </m:r>
+          <m:r>
+            <w:rPr>
+              <w:rFonts w:ascii="Cambria Math" w:hAnsi="Cambria Math"/>
+            </w:rPr>
+            <m:t>+</m:t>
+          </m:r>
+          <m:sSup>
+            <m:sSupPr>
+              <m:ctrlPr>
+                <w:rPr>
+                  <w:rFonts w:ascii="Cambria Math" w:hAnsi="Cambria Math"/>
+                  <w:i/>
+                </w:rPr>
+              </m:ctrlPr>
+            </m:sSupPr>
+            <m:e>
+              <m:r>
+                <w:rPr>
+                  <w:rFonts w:ascii="Cambria Math" w:hAnsi="Cambria Math"/>
+                </w:rPr>
+                <m:t>y</m:t>
+              </m:r>
+            </m:e>
+            <m:sup>
+              <m:r>
+                <w:rPr>
+                  <w:rFonts w:ascii="Cambria Math" w:hAnsi="Cambria Math"/>
+                </w:rPr>
+                <m:t>z</m:t>
+              </m:r>
+            </m:sup>
+          </m:sSup>
+          <m:r>
+            <w:rPr>
+              <w:rFonts w:ascii="Cambria Math" w:hAnsi="Cambria Math"/>
+            </w:rPr>
+            <m:t>+</m:t>
+          </m:r>
+          <m:sSub>
+            <m:sSubPr>
+              <m:ctrlPr>
+                <w:rPr>
+                  <w:rFonts w:ascii="Cambria Math" w:hAnsi="Cambria Math" w:cs="Cambria Math"/>
+                  <w:i/>
+                </w:rPr>
+              </m:ctrlPr>
+            </m:sSubPr>
+            <m:e>
+              <m:r>
+                <w:rPr>
+                  <w:rFonts w:ascii="Cambria Math" w:hAnsi="Cambria Math"/>
+                </w:rPr>
+                <m:t>z</m:t>
+              </m:r>
+              <m:ctrlPr>
+                <w:rPr>
+                  <w:rFonts w:ascii="Cambria Math" w:hAnsi="Cambria Math"/>
+                  <w:i/>
+                </w:rPr>
+              </m:ctrlPr>
+            </m:e>
+            <m:sub>
+              <m:r>
+                <w:rPr>
+                  <w:rFonts w:ascii="Cambria Math" w:hAnsi="Cambria Math" w:cs="Cambria Math"/>
+                </w:rPr>
+                <m:t>i</m:t>
+              </m:r>
+            </m:sub>
+          </m:sSub>
+          <m:r>
+            <w:rPr>
+              <w:rFonts w:ascii="Cambria Math" w:hAnsi="Cambria Math"/>
+            </w:rPr>
+            <m:t>=1</m:t>
+          </m:r>
+        </m:oMath>
+      </m:oMathPara>
+    </w:p>
     <w:p>
       <w:pPr>
         <w:keepNext/>
@@ -2675,6 +2909,7 @@
   <w:style w:type="character" w:default="1" w:styleId="a0">
     <w:name w:val="Default Paragraph Font"/>
     <w:uiPriority w:val="1"/>
+    <w:semiHidden/>
     <w:unhideWhenUsed/>
   </w:style>
   <w:style w:type="table" w:default="1" w:styleId="a1">
@@ -3005,6 +3240,16 @@
       <w:szCs w:val="20"/>
     </w:rPr>
   </w:style>
+  <w:style w:type="character" w:styleId="af">
+    <w:name w:val="Placeholder Text"/>
+    <w:basedOn w:val="a0"/>
+    <w:uiPriority w:val="99"/>
+    <w:semiHidden/>
+    <w:rsid w:val="006C60A8"/>
+    <w:rPr>
+      <w:color w:val="666666"/>
+    </w:rPr>
+  </w:style>
 </w:styles>
 </file>
 
